--- a/tillsyn/Skäggsmoskogens naturreservat tillsynsbegäran.docx
+++ b/tillsyn/Skäggsmoskogens naturreservat tillsynsbegäran.docx
@@ -12,7 +12,7 @@
     </w:p>
     <w:p>
       <w:r>
-        <w:t>Denna tillsynsbegäran behandlar höga naturvärden i avverkningsanmälan Skäggsmoskogens naturreservat i Haninge kommun som inkom 2026-07-15 och omfattar 185,8 ha.</w:t>
+        <w:t>Denna tillsynsbegäran behandlar höga naturvärden i avverkningsanmälan Skäggsmoskogens naturreservat i Haninge kommun som inkom 2026-07-16 och omfattar 185,8 ha.</w:t>
       </w:r>
     </w:p>
     <w:p>
@@ -2416,7 +2416,7 @@
     <w:r>
       <w:tab/>
       <w:tab/>
-      <w:t>2026-07-15</w:t>
+      <w:t>2026-07-16</w:t>
       <w:br/>
       <w:br/>
     </w:r>

--- a/tillsyn/Skäggsmoskogens naturreservat tillsynsbegäran.docx
+++ b/tillsyn/Skäggsmoskogens naturreservat tillsynsbegäran.docx
@@ -12,7 +12,7 @@
     </w:p>
     <w:p>
       <w:r>
-        <w:t>Denna tillsynsbegäran behandlar höga naturvärden i avverkningsanmälan Skäggsmoskogens naturreservat i Haninge kommun som inkom 2026-07-16 och omfattar 185,8 ha.</w:t>
+        <w:t>Denna tillsynsbegäran behandlar höga naturvärden i avverkningsanmälan Skäggsmoskogens naturreservat i Haninge kommun som inkom 2026-07-17 och omfattar 185,8 ha.</w:t>
       </w:r>
     </w:p>
     <w:p>
@@ -2416,7 +2416,7 @@
     <w:r>
       <w:tab/>
       <w:tab/>
-      <w:t>2026-07-16</w:t>
+      <w:t>2026-07-17</w:t>
       <w:br/>
       <w:br/>
     </w:r>

--- a/tillsyn/Skäggsmoskogens naturreservat tillsynsbegäran.docx
+++ b/tillsyn/Skäggsmoskogens naturreservat tillsynsbegäran.docx
@@ -12,7 +12,7 @@
     </w:p>
     <w:p>
       <w:r>
-        <w:t>Denna tillsynsbegäran behandlar höga naturvärden i avverkningsanmälan Skäggsmoskogens naturreservat i Haninge kommun som inkom 2026-07-17 och omfattar 185,8 ha.</w:t>
+        <w:t>Denna tillsynsbegäran behandlar höga naturvärden i avverkningsanmälan Skäggsmoskogens naturreservat i Haninge kommun som inkom 2026-07-18 och omfattar 185,8 ha.</w:t>
       </w:r>
     </w:p>
     <w:p>
@@ -2416,7 +2416,7 @@
     <w:r>
       <w:tab/>
       <w:tab/>
-      <w:t>2026-07-17</w:t>
+      <w:t>2026-07-18</w:t>
       <w:br/>
       <w:br/>
     </w:r>

--- a/tillsyn/Skäggsmoskogens naturreservat tillsynsbegäran.docx
+++ b/tillsyn/Skäggsmoskogens naturreservat tillsynsbegäran.docx
@@ -12,7 +12,7 @@
     </w:p>
     <w:p>
       <w:r>
-        <w:t>Denna tillsynsbegäran behandlar höga naturvärden i avverkningsanmälan Skäggsmoskogens naturreservat i Haninge kommun som inkom 2026-07-18 och omfattar 185,8 ha.</w:t>
+        <w:t>Denna tillsynsbegäran behandlar höga naturvärden i avverkningsanmälan Skäggsmoskogens naturreservat i Haninge kommun som inkom 2026-07-19 och omfattar 185,8 ha.</w:t>
       </w:r>
     </w:p>
     <w:p>
@@ -2416,7 +2416,7 @@
     <w:r>
       <w:tab/>
       <w:tab/>
-      <w:t>2026-07-18</w:t>
+      <w:t>2026-07-19</w:t>
       <w:br/>
       <w:br/>
     </w:r>

--- a/tillsyn/Skäggsmoskogens naturreservat tillsynsbegäran.docx
+++ b/tillsyn/Skäggsmoskogens naturreservat tillsynsbegäran.docx
@@ -12,7 +12,7 @@
     </w:p>
     <w:p>
       <w:r>
-        <w:t>Denna tillsynsbegäran behandlar höga naturvärden i avverkningsanmälan Skäggsmoskogens naturreservat i Haninge kommun som inkom 2026-07-19 och omfattar 185,8 ha.</w:t>
+        <w:t>Denna tillsynsbegäran behandlar höga naturvärden i avverkningsanmälan Skäggsmoskogens naturreservat i Haninge kommun som inkom 2026-07-20 och omfattar 185,8 ha.</w:t>
       </w:r>
     </w:p>
     <w:p>
@@ -2416,7 +2416,7 @@
     <w:r>
       <w:tab/>
       <w:tab/>
-      <w:t>2026-07-19</w:t>
+      <w:t>2026-07-20</w:t>
       <w:br/>
       <w:br/>
     </w:r>

--- a/tillsyn/Skäggsmoskogens naturreservat tillsynsbegäran.docx
+++ b/tillsyn/Skäggsmoskogens naturreservat tillsynsbegäran.docx
@@ -12,7 +12,7 @@
     </w:p>
     <w:p>
       <w:r>
-        <w:t>Denna tillsynsbegäran behandlar höga naturvärden i avverkningsanmälan Skäggsmoskogens naturreservat i Haninge kommun som inkom 2026-07-20 och omfattar 185,8 ha.</w:t>
+        <w:t>Denna tillsynsbegäran behandlar höga naturvärden i avverkningsanmälan Skäggsmoskogens naturreservat i Haninge kommun som inkom 2026-07-21 och omfattar 185,8 ha.</w:t>
       </w:r>
     </w:p>
     <w:p>
@@ -2416,7 +2416,7 @@
     <w:r>
       <w:tab/>
       <w:tab/>
-      <w:t>2026-07-20</w:t>
+      <w:t>2026-07-21</w:t>
       <w:br/>
       <w:br/>
     </w:r>

--- a/tillsyn/Skäggsmoskogens naturreservat tillsynsbegäran.docx
+++ b/tillsyn/Skäggsmoskogens naturreservat tillsynsbegäran.docx
@@ -12,7 +12,7 @@
     </w:p>
     <w:p>
       <w:r>
-        <w:t>Denna tillsynsbegäran behandlar höga naturvärden i avverkningsanmälan Skäggsmoskogens naturreservat i Haninge kommun som inkom 2026-07-21 och omfattar 185,8 ha.</w:t>
+        <w:t>Denna tillsynsbegäran behandlar höga naturvärden i avverkningsanmälan Skäggsmoskogens naturreservat i Haninge kommun som inkom 2026-07-22 och omfattar 185,8 ha.</w:t>
       </w:r>
     </w:p>
     <w:p>
@@ -2416,7 +2416,7 @@
     <w:r>
       <w:tab/>
       <w:tab/>
-      <w:t>2026-07-21</w:t>
+      <w:t>2026-07-22</w:t>
       <w:br/>
       <w:br/>
     </w:r>

--- a/tillsyn/Skäggsmoskogens naturreservat tillsynsbegäran.docx
+++ b/tillsyn/Skäggsmoskogens naturreservat tillsynsbegäran.docx
@@ -12,7 +12,7 @@
     </w:p>
     <w:p>
       <w:r>
-        <w:t>Denna tillsynsbegäran behandlar höga naturvärden i avverkningsanmälan Skäggsmoskogens naturreservat i Haninge kommun som inkom 2026-07-22 och omfattar 185,8 ha.</w:t>
+        <w:t>Denna tillsynsbegäran behandlar höga naturvärden i avverkningsanmälan Skäggsmoskogens naturreservat i Haninge kommun som inkom 2026-07-23 och omfattar 185,8 ha.</w:t>
       </w:r>
     </w:p>
     <w:p>
@@ -2416,7 +2416,7 @@
     <w:r>
       <w:tab/>
       <w:tab/>
-      <w:t>2026-07-22</w:t>
+      <w:t>2026-07-23</w:t>
       <w:br/>
       <w:br/>
     </w:r>

--- a/tillsyn/Skäggsmoskogens naturreservat tillsynsbegäran.docx
+++ b/tillsyn/Skäggsmoskogens naturreservat tillsynsbegäran.docx
@@ -12,7 +12,7 @@
     </w:p>
     <w:p>
       <w:r>
-        <w:t>Denna tillsynsbegäran behandlar höga naturvärden i avverkningsanmälan Skäggsmoskogens naturreservat i Haninge kommun som inkom 2026-07-23 och omfattar 185,8 ha.</w:t>
+        <w:t>Denna tillsynsbegäran behandlar höga naturvärden i avverkningsanmälan Skäggsmoskogens naturreservat i Haninge kommun som inkom 2026-07-24 och omfattar 185,8 ha.</w:t>
       </w:r>
     </w:p>
     <w:p>
@@ -2416,7 +2416,7 @@
     <w:r>
       <w:tab/>
       <w:tab/>
-      <w:t>2026-07-23</w:t>
+      <w:t>2026-07-24</w:t>
       <w:br/>
       <w:br/>
     </w:r>

--- a/tillsyn/Skäggsmoskogens naturreservat tillsynsbegäran.docx
+++ b/tillsyn/Skäggsmoskogens naturreservat tillsynsbegäran.docx
@@ -12,7 +12,7 @@
     </w:p>
     <w:p>
       <w:r>
-        <w:t>Denna tillsynsbegäran behandlar höga naturvärden i avverkningsanmälan Skäggsmoskogens naturreservat i Haninge kommun som inkom 2026-07-24 och omfattar 185,8 ha.</w:t>
+        <w:t>Denna tillsynsbegäran behandlar höga naturvärden i avverkningsanmälan Skäggsmoskogens naturreservat i Haninge kommun som inkom 2026-07-25 och omfattar 185,8 ha.</w:t>
       </w:r>
     </w:p>
     <w:p>
@@ -2416,7 +2416,7 @@
     <w:r>
       <w:tab/>
       <w:tab/>
-      <w:t>2026-07-24</w:t>
+      <w:t>2026-07-25</w:t>
       <w:br/>
       <w:br/>
     </w:r>

--- a/tillsyn/Skäggsmoskogens naturreservat tillsynsbegäran.docx
+++ b/tillsyn/Skäggsmoskogens naturreservat tillsynsbegäran.docx
@@ -12,7 +12,7 @@
     </w:p>
     <w:p>
       <w:r>
-        <w:t>Denna tillsynsbegäran behandlar höga naturvärden i avverkningsanmälan Skäggsmoskogens naturreservat i Haninge kommun som inkom 2026-07-25 och omfattar 185,8 ha.</w:t>
+        <w:t>Denna tillsynsbegäran behandlar höga naturvärden i avverkningsanmälan Skäggsmoskogens naturreservat i Haninge kommun som inkom 2026-07-26 och omfattar 185,8 ha.</w:t>
       </w:r>
     </w:p>
     <w:p>
@@ -2416,7 +2416,7 @@
     <w:r>
       <w:tab/>
       <w:tab/>
-      <w:t>2026-07-25</w:t>
+      <w:t>2026-07-26</w:t>
       <w:br/>
       <w:br/>
     </w:r>

--- a/tillsyn/Skäggsmoskogens naturreservat tillsynsbegäran.docx
+++ b/tillsyn/Skäggsmoskogens naturreservat tillsynsbegäran.docx
@@ -12,7 +12,7 @@
     </w:p>
     <w:p>
       <w:r>
-        <w:t>Denna tillsynsbegäran behandlar höga naturvärden i avverkningsanmälan Skäggsmoskogens naturreservat i Haninge kommun som inkom 2026-07-26 och omfattar 185,8 ha.</w:t>
+        <w:t>Denna tillsynsbegäran behandlar höga naturvärden i avverkningsanmälan Skäggsmoskogens naturreservat i Haninge kommun som inkom 2026-07-27 och omfattar 185,8 ha.</w:t>
       </w:r>
     </w:p>
     <w:p>
@@ -2416,7 +2416,7 @@
     <w:r>
       <w:tab/>
       <w:tab/>
-      <w:t>2026-07-26</w:t>
+      <w:t>2026-07-27</w:t>
       <w:br/>
       <w:br/>
     </w:r>

--- a/tillsyn/Skäggsmoskogens naturreservat tillsynsbegäran.docx
+++ b/tillsyn/Skäggsmoskogens naturreservat tillsynsbegäran.docx
@@ -12,7 +12,7 @@
     </w:p>
     <w:p>
       <w:r>
-        <w:t>Denna tillsynsbegäran behandlar höga naturvärden i avverkningsanmälan Skäggsmoskogens naturreservat i Haninge kommun som inkom 2026-07-27 och omfattar 185,8 ha.</w:t>
+        <w:t>Denna tillsynsbegäran behandlar höga naturvärden i avverkningsanmälan Skäggsmoskogens naturreservat i Haninge kommun som inkom 2026-07-28 och omfattar 185,8 ha.</w:t>
       </w:r>
     </w:p>
     <w:p>
@@ -2416,7 +2416,7 @@
     <w:r>
       <w:tab/>
       <w:tab/>
-      <w:t>2026-07-27</w:t>
+      <w:t>2026-07-28</w:t>
       <w:br/>
       <w:br/>
     </w:r>

--- a/tillsyn/Skäggsmoskogens naturreservat tillsynsbegäran.docx
+++ b/tillsyn/Skäggsmoskogens naturreservat tillsynsbegäran.docx
@@ -12,7 +12,7 @@
     </w:p>
     <w:p>
       <w:r>
-        <w:t>Denna tillsynsbegäran behandlar höga naturvärden i avverkningsanmälan Skäggsmoskogens naturreservat i Haninge kommun som inkom 2026-07-28 och omfattar 185,8 ha.</w:t>
+        <w:t>Denna tillsynsbegäran behandlar höga naturvärden i avverkningsanmälan Skäggsmoskogens naturreservat i Haninge kommun som inkom 2026-07-29 och omfattar 185,8 ha.</w:t>
       </w:r>
     </w:p>
     <w:p>
@@ -2416,7 +2416,7 @@
     <w:r>
       <w:tab/>
       <w:tab/>
-      <w:t>2026-07-28</w:t>
+      <w:t>2026-07-29</w:t>
       <w:br/>
       <w:br/>
     </w:r>

--- a/tillsyn/Skäggsmoskogens naturreservat tillsynsbegäran.docx
+++ b/tillsyn/Skäggsmoskogens naturreservat tillsynsbegäran.docx
@@ -12,7 +12,7 @@
     </w:p>
     <w:p>
       <w:r>
-        <w:t>Denna tillsynsbegäran behandlar höga naturvärden i avverkningsanmälan Skäggsmoskogens naturreservat i Haninge kommun som inkom 2026-07-29 och omfattar 185,8 ha.</w:t>
+        <w:t>Denna tillsynsbegäran behandlar höga naturvärden i avverkningsanmälan Skäggsmoskogens naturreservat i Haninge kommun som inkom 2026-07-30 och omfattar 185,8 ha.</w:t>
       </w:r>
     </w:p>
     <w:p>
@@ -2416,7 +2416,7 @@
     <w:r>
       <w:tab/>
       <w:tab/>
-      <w:t>2026-07-29</w:t>
+      <w:t>2026-07-30</w:t>
       <w:br/>
       <w:br/>
     </w:r>

--- a/tillsyn/Skäggsmoskogens naturreservat tillsynsbegäran.docx
+++ b/tillsyn/Skäggsmoskogens naturreservat tillsynsbegäran.docx
@@ -12,7 +12,7 @@
     </w:p>
     <w:p>
       <w:r>
-        <w:t>Denna tillsynsbegäran behandlar höga naturvärden i avverkningsanmälan Skäggsmoskogens naturreservat i Haninge kommun som inkom 2026-07-30 och omfattar 185,8 ha.</w:t>
+        <w:t>Denna tillsynsbegäran behandlar höga naturvärden i avverkningsanmälan Skäggsmoskogens naturreservat i Haninge kommun som inkom 2026-07-31 och omfattar 185,8 ha.</w:t>
       </w:r>
     </w:p>
     <w:p>
@@ -2416,7 +2416,7 @@
     <w:r>
       <w:tab/>
       <w:tab/>
-      <w:t>2026-07-30</w:t>
+      <w:t>2026-07-31</w:t>
       <w:br/>
       <w:br/>
     </w:r>

--- a/tillsyn/Skäggsmoskogens naturreservat tillsynsbegäran.docx
+++ b/tillsyn/Skäggsmoskogens naturreservat tillsynsbegäran.docx
@@ -12,7 +12,7 @@
     </w:p>
     <w:p>
       <w:r>
-        <w:t>Denna tillsynsbegäran behandlar höga naturvärden i avverkningsanmälan Skäggsmoskogens naturreservat i Haninge kommun som inkom 2026-07-31 och omfattar 185,8 ha.</w:t>
+        <w:t>Denna tillsynsbegäran behandlar höga naturvärden i avverkningsanmälan Skäggsmoskogens naturreservat i Haninge kommun som inkom 2026-08-01 och omfattar 185,8 ha.</w:t>
       </w:r>
     </w:p>
     <w:p>
@@ -2416,7 +2416,7 @@
     <w:r>
       <w:tab/>
       <w:tab/>
-      <w:t>2026-07-31</w:t>
+      <w:t>2026-08-01</w:t>
       <w:br/>
       <w:br/>
     </w:r>

--- a/tillsyn/Skäggsmoskogens naturreservat tillsynsbegäran.docx
+++ b/tillsyn/Skäggsmoskogens naturreservat tillsynsbegäran.docx
@@ -12,7 +12,7 @@
     </w:p>
     <w:p>
       <w:r>
-        <w:t>Denna tillsynsbegäran behandlar höga naturvärden i avverkningsanmälan Skäggsmoskogens naturreservat i Haninge kommun som inkom 2026-08-01 och omfattar 185,8 ha.</w:t>
+        <w:t>Denna tillsynsbegäran behandlar höga naturvärden i avverkningsanmälan Skäggsmoskogens naturreservat i Haninge kommun som inkom 2026-08-02 och omfattar 185,8 ha.</w:t>
       </w:r>
     </w:p>
     <w:p>
@@ -2416,7 +2416,7 @@
     <w:r>
       <w:tab/>
       <w:tab/>
-      <w:t>2026-08-01</w:t>
+      <w:t>2026-08-02</w:t>
       <w:br/>
       <w:br/>
     </w:r>

--- a/tillsyn/Skäggsmoskogens naturreservat tillsynsbegäran.docx
+++ b/tillsyn/Skäggsmoskogens naturreservat tillsynsbegäran.docx
@@ -12,7 +12,7 @@
     </w:p>
     <w:p>
       <w:r>
-        <w:t>Denna tillsynsbegäran behandlar höga naturvärden i avverkningsanmälan Skäggsmoskogens naturreservat i Haninge kommun som inkom 2026-08-02 och omfattar 185,8 ha.</w:t>
+        <w:t>Denna tillsynsbegäran behandlar höga naturvärden i avverkningsanmälan Skäggsmoskogens naturreservat i Haninge kommun som inkom 2026-08-03 och omfattar 185,8 ha.</w:t>
       </w:r>
     </w:p>
     <w:p>
@@ -2416,7 +2416,7 @@
     <w:r>
       <w:tab/>
       <w:tab/>
-      <w:t>2026-08-02</w:t>
+      <w:t>2026-08-03</w:t>
       <w:br/>
       <w:br/>
     </w:r>

--- a/tillsyn/Skäggsmoskogens naturreservat tillsynsbegäran.docx
+++ b/tillsyn/Skäggsmoskogens naturreservat tillsynsbegäran.docx
@@ -12,7 +12,7 @@
     </w:p>
     <w:p>
       <w:r>
-        <w:t>Denna tillsynsbegäran behandlar höga naturvärden i avverkningsanmälan Skäggsmoskogens naturreservat i Haninge kommun som inkom 2026-08-03 och omfattar 185,8 ha.</w:t>
+        <w:t>Denna tillsynsbegäran behandlar höga naturvärden i avverkningsanmälan Skäggsmoskogens naturreservat i Haninge kommun som inkom 2026-08-06 och omfattar 185,8 ha.</w:t>
       </w:r>
     </w:p>
     <w:p>
@@ -2416,7 +2416,7 @@
     <w:r>
       <w:tab/>
       <w:tab/>
-      <w:t>2026-08-03</w:t>
+      <w:t>2026-08-06</w:t>
       <w:br/>
       <w:br/>
     </w:r>

--- a/tillsyn/Skäggsmoskogens naturreservat tillsynsbegäran.docx
+++ b/tillsyn/Skäggsmoskogens naturreservat tillsynsbegäran.docx
@@ -12,7 +12,7 @@
     </w:p>
     <w:p>
       <w:r>
-        <w:t>Denna tillsynsbegäran behandlar höga naturvärden i avverkningsanmälan Skäggsmoskogens naturreservat i Haninge kommun som inkom 2026-08-06 och omfattar 185,8 ha.</w:t>
+        <w:t>Denna tillsynsbegäran behandlar höga naturvärden i avverkningsanmälan Skäggsmoskogens naturreservat i Haninge kommun som inkom 2026-08-07 och omfattar 185,8 ha.</w:t>
       </w:r>
     </w:p>
     <w:p>
@@ -2416,7 +2416,7 @@
     <w:r>
       <w:tab/>
       <w:tab/>
-      <w:t>2026-08-06</w:t>
+      <w:t>2026-08-07</w:t>
       <w:br/>
       <w:br/>
     </w:r>

--- a/tillsyn/Skäggsmoskogens naturreservat tillsynsbegäran.docx
+++ b/tillsyn/Skäggsmoskogens naturreservat tillsynsbegäran.docx
@@ -12,7 +12,7 @@
     </w:p>
     <w:p>
       <w:r>
-        <w:t>Denna tillsynsbegäran behandlar höga naturvärden i avverkningsanmälan Skäggsmoskogens naturreservat i Haninge kommun som inkom 2026-08-07 och omfattar 185,8 ha.</w:t>
+        <w:t>Denna tillsynsbegäran behandlar höga naturvärden i avverkningsanmälan Skäggsmoskogens naturreservat i Haninge kommun som inkom 2026-08-08 och omfattar 185,8 ha.</w:t>
       </w:r>
     </w:p>
     <w:p>
@@ -2416,7 +2416,7 @@
     <w:r>
       <w:tab/>
       <w:tab/>
-      <w:t>2026-08-07</w:t>
+      <w:t>2026-08-08</w:t>
       <w:br/>
       <w:br/>
     </w:r>

--- a/tillsyn/Skäggsmoskogens naturreservat tillsynsbegäran.docx
+++ b/tillsyn/Skäggsmoskogens naturreservat tillsynsbegäran.docx
@@ -12,7 +12,7 @@
     </w:p>
     <w:p>
       <w:r>
-        <w:t>Denna tillsynsbegäran behandlar höga naturvärden i avverkningsanmälan Skäggsmoskogens naturreservat i Haninge kommun som inkom 2026-08-08 och omfattar 185,8 ha.</w:t>
+        <w:t>Denna tillsynsbegäran behandlar höga naturvärden i avverkningsanmälan Skäggsmoskogens naturreservat i Haninge kommun som inkom 2026-08-09 och omfattar 185,8 ha.</w:t>
       </w:r>
     </w:p>
     <w:p>
@@ -2416,7 +2416,7 @@
     <w:r>
       <w:tab/>
       <w:tab/>
-      <w:t>2026-08-08</w:t>
+      <w:t>2026-08-09</w:t>
       <w:br/>
       <w:br/>
     </w:r>

--- a/tillsyn/Skäggsmoskogens naturreservat tillsynsbegäran.docx
+++ b/tillsyn/Skäggsmoskogens naturreservat tillsynsbegäran.docx
@@ -12,7 +12,7 @@
     </w:p>
     <w:p>
       <w:r>
-        <w:t>Denna tillsynsbegäran behandlar höga naturvärden i avverkningsanmälan Skäggsmoskogens naturreservat i Haninge kommun som inkom 2026-08-09 och omfattar 185,8 ha.</w:t>
+        <w:t>Denna tillsynsbegäran behandlar höga naturvärden i avverkningsanmälan Skäggsmoskogens naturreservat i Haninge kommun som inkom 2026-08-10 och omfattar 185,8 ha.</w:t>
       </w:r>
     </w:p>
     <w:p>
@@ -2416,7 +2416,7 @@
     <w:r>
       <w:tab/>
       <w:tab/>
-      <w:t>2026-08-09</w:t>
+      <w:t>2026-08-10</w:t>
       <w:br/>
       <w:br/>
     </w:r>

--- a/tillsyn/Skäggsmoskogens naturreservat tillsynsbegäran.docx
+++ b/tillsyn/Skäggsmoskogens naturreservat tillsynsbegäran.docx
@@ -12,7 +12,7 @@
     </w:p>
     <w:p>
       <w:r>
-        <w:t>Denna tillsynsbegäran behandlar höga naturvärden i avverkningsanmälan Skäggsmoskogens naturreservat i Haninge kommun som inkom 2026-08-10 och omfattar 185,8 ha.</w:t>
+        <w:t>Denna tillsynsbegäran behandlar höga naturvärden i avverkningsanmälan Skäggsmoskogens naturreservat i Haninge kommun som inkom 2026-08-11 och omfattar 185,8 ha.</w:t>
       </w:r>
     </w:p>
     <w:p>
@@ -2416,7 +2416,7 @@
     <w:r>
       <w:tab/>
       <w:tab/>
-      <w:t>2026-08-10</w:t>
+      <w:t>2026-08-11</w:t>
       <w:br/>
       <w:br/>
     </w:r>

--- a/tillsyn/Skäggsmoskogens naturreservat tillsynsbegäran.docx
+++ b/tillsyn/Skäggsmoskogens naturreservat tillsynsbegäran.docx
@@ -12,7 +12,7 @@
     </w:p>
     <w:p>
       <w:r>
-        <w:t>Denna tillsynsbegäran behandlar höga naturvärden i avverkningsanmälan Skäggsmoskogens naturreservat i Haninge kommun som inkom 2026-08-11 och omfattar 185,8 ha.</w:t>
+        <w:t>Denna tillsynsbegäran behandlar höga naturvärden i avverkningsanmälan Skäggsmoskogens naturreservat i Haninge kommun som inkom 2026-08-12 och omfattar 185,8 ha.</w:t>
       </w:r>
     </w:p>
     <w:p>
@@ -2416,7 +2416,7 @@
     <w:r>
       <w:tab/>
       <w:tab/>
-      <w:t>2026-08-11</w:t>
+      <w:t>2026-08-12</w:t>
       <w:br/>
       <w:br/>
     </w:r>

--- a/tillsyn/Skäggsmoskogens naturreservat tillsynsbegäran.docx
+++ b/tillsyn/Skäggsmoskogens naturreservat tillsynsbegäran.docx
@@ -12,7 +12,7 @@
     </w:p>
     <w:p>
       <w:r>
-        <w:t>Denna tillsynsbegäran behandlar höga naturvärden i avverkningsanmälan Skäggsmoskogens naturreservat i Haninge kommun som inkom 2026-08-12 och omfattar 185,8 ha.</w:t>
+        <w:t>Denna tillsynsbegäran behandlar höga naturvärden i avverkningsanmälan Skäggsmoskogens naturreservat i Haninge kommun som inkom 2026-08-13 och omfattar 185,8 ha.</w:t>
       </w:r>
     </w:p>
     <w:p>
@@ -2416,7 +2416,7 @@
     <w:r>
       <w:tab/>
       <w:tab/>
-      <w:t>2026-08-12</w:t>
+      <w:t>2026-08-13</w:t>
       <w:br/>
       <w:br/>
     </w:r>

--- a/tillsyn/Skäggsmoskogens naturreservat tillsynsbegäran.docx
+++ b/tillsyn/Skäggsmoskogens naturreservat tillsynsbegäran.docx
@@ -12,7 +12,7 @@
     </w:p>
     <w:p>
       <w:r>
-        <w:t>Denna tillsynsbegäran behandlar höga naturvärden i avverkningsanmälan Skäggsmoskogens naturreservat i Haninge kommun som inkom 2026-08-13 och omfattar 185,8 ha.</w:t>
+        <w:t>Denna tillsynsbegäran behandlar höga naturvärden i avverkningsanmälan Skäggsmoskogens naturreservat i Haninge kommun som inkom 2026-08-14 och omfattar 185,8 ha.</w:t>
       </w:r>
     </w:p>
     <w:p>
@@ -2416,7 +2416,7 @@
     <w:r>
       <w:tab/>
       <w:tab/>
-      <w:t>2026-08-13</w:t>
+      <w:t>2026-08-14</w:t>
       <w:br/>
       <w:br/>
     </w:r>

--- a/tillsyn/Skäggsmoskogens naturreservat tillsynsbegäran.docx
+++ b/tillsyn/Skäggsmoskogens naturreservat tillsynsbegäran.docx
@@ -12,7 +12,7 @@
     </w:p>
     <w:p>
       <w:r>
-        <w:t>Denna tillsynsbegäran behandlar höga naturvärden i avverkningsanmälan Skäggsmoskogens naturreservat i Haninge kommun som inkom 2026-08-14 och omfattar 185,8 ha.</w:t>
+        <w:t>Denna tillsynsbegäran behandlar höga naturvärden i avverkningsanmälan Skäggsmoskogens naturreservat i Haninge kommun som inkom 2026-08-15 och omfattar 185,8 ha.</w:t>
       </w:r>
     </w:p>
     <w:p>
@@ -60,7 +60,7 @@
         <w:spacing w:after="240"/>
       </w:pPr>
       <w:r>
-        <w:t>Figur 1. Fyndplatser för naturvårdsarter i och inom 21 meter från avverkningsanmälan. Markörer utan svart kant är placerade på fyndplatsen. Markörer med svart kant är placerade vid sidan av fyndplatsen har ett svart streck som visar fyndplatsens exakta position. Kartans mittpunktskoordinat är N 6562172, E 680581 i SWEREF 99 TM.</w:t>
+        <w:t>Figur 1. Fyndplatser för naturvårdsarter i och inom 21 meter från avverkningsanmälan. Markörer utan svart kant är placerade på fyndplatsen. Markörer med svart kant är placerade vid sidan av fyndplatsen och har ett svart streck som visar fyndplatsens exakta position. Kartans mittpunktskoordinat är N 6562172, E 680581 i SWEREF 99 TM.</w:t>
       </w:r>
     </w:p>
     <w:p>
@@ -2416,7 +2416,7 @@
     <w:r>
       <w:tab/>
       <w:tab/>
-      <w:t>2026-08-14</w:t>
+      <w:t>2026-08-15</w:t>
       <w:br/>
       <w:br/>
     </w:r>

--- a/tillsyn/Skäggsmoskogens naturreservat tillsynsbegäran.docx
+++ b/tillsyn/Skäggsmoskogens naturreservat tillsynsbegäran.docx
@@ -12,7 +12,7 @@
     </w:p>
     <w:p>
       <w:r>
-        <w:t>Denna tillsynsbegäran behandlar höga naturvärden i avverkningsanmälan Skäggsmoskogens naturreservat i Haninge kommun som inkom 2026-08-15 och omfattar 185,8 ha.</w:t>
+        <w:t>Denna tillsynsbegäran behandlar höga naturvärden i avverkningsanmälan Skäggsmoskogens naturreservat i Haninge kommun som inkom 2026-08-16 och omfattar 185,8 ha.</w:t>
       </w:r>
     </w:p>
     <w:p>
@@ -2416,7 +2416,7 @@
     <w:r>
       <w:tab/>
       <w:tab/>
-      <w:t>2026-08-15</w:t>
+      <w:t>2026-08-16</w:t>
       <w:br/>
       <w:br/>
     </w:r>

--- a/tillsyn/Skäggsmoskogens naturreservat tillsynsbegäran.docx
+++ b/tillsyn/Skäggsmoskogens naturreservat tillsynsbegäran.docx
@@ -12,7 +12,7 @@
     </w:p>
     <w:p>
       <w:r>
-        <w:t>Denna tillsynsbegäran behandlar höga naturvärden i avverkningsanmälan Skäggsmoskogens naturreservat i Haninge kommun som inkom 2026-08-16 och omfattar 185,8 ha.</w:t>
+        <w:t>Denna tillsynsbegäran behandlar höga naturvärden i avverkningsanmälan Skäggsmoskogens naturreservat i Haninge kommun som inkom 2026-08-17 och omfattar 185,8 ha.</w:t>
       </w:r>
     </w:p>
     <w:p>
@@ -2416,7 +2416,7 @@
     <w:r>
       <w:tab/>
       <w:tab/>
-      <w:t>2026-08-16</w:t>
+      <w:t>2026-08-17</w:t>
       <w:br/>
       <w:br/>
     </w:r>

--- a/tillsyn/Skäggsmoskogens naturreservat tillsynsbegäran.docx
+++ b/tillsyn/Skäggsmoskogens naturreservat tillsynsbegäran.docx
@@ -12,7 +12,7 @@
     </w:p>
     <w:p>
       <w:r>
-        <w:t>Denna tillsynsbegäran behandlar höga naturvärden i avverkningsanmälan Skäggsmoskogens naturreservat i Haninge kommun som inkom 2026-08-17 och omfattar 185,8 ha.</w:t>
+        <w:t>Denna tillsynsbegäran behandlar höga naturvärden i avverkningsanmälan Skäggsmoskogens naturreservat i Haninge kommun som inkom 2026-08-18 och omfattar 185,8 ha.</w:t>
       </w:r>
     </w:p>
     <w:p>
@@ -2416,7 +2416,7 @@
     <w:r>
       <w:tab/>
       <w:tab/>
-      <w:t>2026-08-17</w:t>
+      <w:t>2026-08-18</w:t>
       <w:br/>
       <w:br/>
     </w:r>

--- a/tillsyn/Skäggsmoskogens naturreservat tillsynsbegäran.docx
+++ b/tillsyn/Skäggsmoskogens naturreservat tillsynsbegäran.docx
@@ -12,7 +12,7 @@
     </w:p>
     <w:p>
       <w:r>
-        <w:t>Denna tillsynsbegäran behandlar höga naturvärden i avverkningsanmälan Skäggsmoskogens naturreservat i Haninge kommun som inkom 2026-08-18 och omfattar 185,8 ha.</w:t>
+        <w:t>Denna tillsynsbegäran behandlar höga naturvärden i avverkningsanmälan Skäggsmoskogens naturreservat i Haninge kommun som inkom 2026-08-19 och omfattar 185,8 ha.</w:t>
       </w:r>
     </w:p>
     <w:p>
@@ -2416,7 +2416,7 @@
     <w:r>
       <w:tab/>
       <w:tab/>
-      <w:t>2026-08-18</w:t>
+      <w:t>2026-08-19</w:t>
       <w:br/>
       <w:br/>
     </w:r>

--- a/tillsyn/Skäggsmoskogens naturreservat tillsynsbegäran.docx
+++ b/tillsyn/Skäggsmoskogens naturreservat tillsynsbegäran.docx
@@ -12,7 +12,7 @@
     </w:p>
     <w:p>
       <w:r>
-        <w:t>Denna tillsynsbegäran behandlar höga naturvärden i avverkningsanmälan Skäggsmoskogens naturreservat i Haninge kommun som inkom 2026-08-19 och omfattar 185,8 ha.</w:t>
+        <w:t>Denna tillsynsbegäran behandlar höga naturvärden i avverkningsanmälan Skäggsmoskogens naturreservat i Haninge kommun som inkom 2026-08-20 och omfattar 185,8 ha.</w:t>
       </w:r>
     </w:p>
     <w:p>
@@ -2416,7 +2416,7 @@
     <w:r>
       <w:tab/>
       <w:tab/>
-      <w:t>2026-08-19</w:t>
+      <w:t>2026-08-20</w:t>
       <w:br/>
       <w:br/>
     </w:r>

--- a/tillsyn/Skäggsmoskogens naturreservat tillsynsbegäran.docx
+++ b/tillsyn/Skäggsmoskogens naturreservat tillsynsbegäran.docx
@@ -12,7 +12,7 @@
     </w:p>
     <w:p>
       <w:r>
-        <w:t>Denna tillsynsbegäran behandlar höga naturvärden i avverkningsanmälan Skäggsmoskogens naturreservat i Haninge kommun som inkom 2026-08-20 och omfattar 185,8 ha.</w:t>
+        <w:t>Denna tillsynsbegäran behandlar höga naturvärden i avverkningsanmälan Skäggsmoskogens naturreservat i Haninge kommun som inkom 2026-08-21 och omfattar 185,8 ha.</w:t>
       </w:r>
     </w:p>
     <w:p>
@@ -2416,7 +2416,7 @@
     <w:r>
       <w:tab/>
       <w:tab/>
-      <w:t>2026-08-20</w:t>
+      <w:t>2026-08-21</w:t>
       <w:br/>
       <w:br/>
     </w:r>

--- a/tillsyn/Skäggsmoskogens naturreservat tillsynsbegäran.docx
+++ b/tillsyn/Skäggsmoskogens naturreservat tillsynsbegäran.docx
@@ -12,7 +12,7 @@
     </w:p>
     <w:p>
       <w:r>
-        <w:t>Denna tillsynsbegäran behandlar höga naturvärden i avverkningsanmälan Skäggsmoskogens naturreservat i Haninge kommun som inkom 2026-08-21 och omfattar 185,8 ha.</w:t>
+        <w:t>Denna tillsynsbegäran behandlar höga naturvärden i avverkningsanmälan Skäggsmoskogens naturreservat i Haninge kommun som inkom 2026-08-22 och omfattar 185,8 ha.</w:t>
       </w:r>
     </w:p>
     <w:p>
@@ -2416,7 +2416,7 @@
     <w:r>
       <w:tab/>
       <w:tab/>
-      <w:t>2026-08-21</w:t>
+      <w:t>2026-08-22</w:t>
       <w:br/>
       <w:br/>
     </w:r>

--- a/tillsyn/Skäggsmoskogens naturreservat tillsynsbegäran.docx
+++ b/tillsyn/Skäggsmoskogens naturreservat tillsynsbegäran.docx
@@ -12,7 +12,7 @@
     </w:p>
     <w:p>
       <w:r>
-        <w:t>Denna tillsynsbegäran behandlar höga naturvärden i avverkningsanmälan Skäggsmoskogens naturreservat i Haninge kommun som inkom 2026-08-22 och omfattar 185,8 ha.</w:t>
+        <w:t>Denna tillsynsbegäran behandlar höga naturvärden i avverkningsanmälan Skäggsmoskogens naturreservat i Haninge kommun som inkom 2026-08-23 och omfattar 185,8 ha.</w:t>
       </w:r>
     </w:p>
     <w:p>
@@ -2416,7 +2416,7 @@
     <w:r>
       <w:tab/>
       <w:tab/>
-      <w:t>2026-08-22</w:t>
+      <w:t>2026-08-23</w:t>
       <w:br/>
       <w:br/>
     </w:r>

--- a/tillsyn/Skäggsmoskogens naturreservat tillsynsbegäran.docx
+++ b/tillsyn/Skäggsmoskogens naturreservat tillsynsbegäran.docx
@@ -12,7 +12,7 @@
     </w:p>
     <w:p>
       <w:r>
-        <w:t>Denna tillsynsbegäran behandlar höga naturvärden i avverkningsanmälan Skäggsmoskogens naturreservat i Haninge kommun som inkom 2026-08-23 och omfattar 185,8 ha.</w:t>
+        <w:t>Denna tillsynsbegäran behandlar höga naturvärden i avverkningsanmälan Skäggsmoskogens naturreservat i Haninge kommun som inkom 2026-08-24 och omfattar 185,8 ha.</w:t>
       </w:r>
     </w:p>
     <w:p>
@@ -2416,7 +2416,7 @@
     <w:r>
       <w:tab/>
       <w:tab/>
-      <w:t>2026-08-23</w:t>
+      <w:t>2026-08-24</w:t>
       <w:br/>
       <w:br/>
     </w:r>

--- a/tillsyn/Skäggsmoskogens naturreservat tillsynsbegäran.docx
+++ b/tillsyn/Skäggsmoskogens naturreservat tillsynsbegäran.docx
@@ -12,7 +12,7 @@
     </w:p>
     <w:p>
       <w:r>
-        <w:t>Denna tillsynsbegäran behandlar höga naturvärden i avverkningsanmälan Skäggsmoskogens naturreservat i Haninge kommun som inkom 2026-08-24 och omfattar 185,8 ha.</w:t>
+        <w:t>Denna tillsynsbegäran behandlar höga naturvärden i avverkningsanmälan Skäggsmoskogens naturreservat i Haninge kommun som inkom 2026-08-25 och omfattar 185,8 ha.</w:t>
       </w:r>
     </w:p>
     <w:p>
@@ -2416,7 +2416,7 @@
     <w:r>
       <w:tab/>
       <w:tab/>
-      <w:t>2026-08-24</w:t>
+      <w:t>2026-08-25</w:t>
       <w:br/>
       <w:br/>
     </w:r>

--- a/tillsyn/Skäggsmoskogens naturreservat tillsynsbegäran.docx
+++ b/tillsyn/Skäggsmoskogens naturreservat tillsynsbegäran.docx
@@ -12,7 +12,7 @@
     </w:p>
     <w:p>
       <w:r>
-        <w:t>Denna tillsynsbegäran behandlar höga naturvärden i avverkningsanmälan Skäggsmoskogens naturreservat i Haninge kommun som inkom 2026-08-25 och omfattar 185,8 ha.</w:t>
+        <w:t>Denna tillsynsbegäran behandlar höga naturvärden i avverkningsanmälan Skäggsmoskogens naturreservat i Haninge kommun som inkom 2026-08-26 och omfattar 185,8 ha.</w:t>
       </w:r>
     </w:p>
     <w:p>
@@ -2416,7 +2416,7 @@
     <w:r>
       <w:tab/>
       <w:tab/>
-      <w:t>2026-08-25</w:t>
+      <w:t>2026-08-26</w:t>
       <w:br/>
       <w:br/>
     </w:r>

--- a/tillsyn/Skäggsmoskogens naturreservat tillsynsbegäran.docx
+++ b/tillsyn/Skäggsmoskogens naturreservat tillsynsbegäran.docx
@@ -12,7 +12,7 @@
     </w:p>
     <w:p>
       <w:r>
-        <w:t>Denna tillsynsbegäran behandlar höga naturvärden i avverkningsanmälan Skäggsmoskogens naturreservat i Haninge kommun som inkom 2026-08-26 och omfattar 185,8 ha.</w:t>
+        <w:t>Denna tillsynsbegäran behandlar höga naturvärden i avverkningsanmälan Skäggsmoskogens naturreservat i Haninge kommun som inkom 2026-08-27 och omfattar 185,8 ha.</w:t>
       </w:r>
     </w:p>
     <w:p>
@@ -2416,7 +2416,7 @@
     <w:r>
       <w:tab/>
       <w:tab/>
-      <w:t>2026-08-26</w:t>
+      <w:t>2026-08-27</w:t>
       <w:br/>
       <w:br/>
     </w:r>

--- a/tillsyn/Skäggsmoskogens naturreservat tillsynsbegäran.docx
+++ b/tillsyn/Skäggsmoskogens naturreservat tillsynsbegäran.docx
@@ -12,7 +12,7 @@
     </w:p>
     <w:p>
       <w:r>
-        <w:t>Denna tillsynsbegäran behandlar höga naturvärden i avverkningsanmälan Skäggsmoskogens naturreservat i Haninge kommun som inkom 2026-08-27 och omfattar 185,8 ha.</w:t>
+        <w:t>Denna tillsynsbegäran behandlar höga naturvärden i avverkningsanmälan Skäggsmoskogens naturreservat i Haninge kommun som inkom 2026-08-28 och omfattar 185,8 ha.</w:t>
       </w:r>
     </w:p>
     <w:p>
@@ -2416,7 +2416,7 @@
     <w:r>
       <w:tab/>
       <w:tab/>
-      <w:t>2026-08-27</w:t>
+      <w:t>2026-08-28</w:t>
       <w:br/>
       <w:br/>
     </w:r>

--- a/tillsyn/Skäggsmoskogens naturreservat tillsynsbegäran.docx
+++ b/tillsyn/Skäggsmoskogens naturreservat tillsynsbegäran.docx
@@ -12,7 +12,7 @@
     </w:p>
     <w:p>
       <w:r>
-        <w:t>Denna tillsynsbegäran behandlar höga naturvärden i avverkningsanmälan Skäggsmoskogens naturreservat i Haninge kommun som inkom 2026-08-28 och omfattar 185,8 ha.</w:t>
+        <w:t>Denna tillsynsbegäran behandlar höga naturvärden i avverkningsanmälan Skäggsmoskogens naturreservat i Haninge kommun som inkom 2026-08-29 och omfattar 185,8 ha.</w:t>
       </w:r>
     </w:p>
     <w:p>
@@ -2416,7 +2416,7 @@
     <w:r>
       <w:tab/>
       <w:tab/>
-      <w:t>2026-08-28</w:t>
+      <w:t>2026-08-29</w:t>
       <w:br/>
       <w:br/>
     </w:r>

--- a/tillsyn/Skäggsmoskogens naturreservat tillsynsbegäran.docx
+++ b/tillsyn/Skäggsmoskogens naturreservat tillsynsbegäran.docx
@@ -12,7 +12,7 @@
     </w:p>
     <w:p>
       <w:r>
-        <w:t>Denna tillsynsbegäran behandlar höga naturvärden i avverkningsanmälan Skäggsmoskogens naturreservat i Haninge kommun som inkom 2026-08-29 och omfattar 185,8 ha.</w:t>
+        <w:t>Denna tillsynsbegäran behandlar höga naturvärden i avverkningsanmälan Skäggsmoskogens naturreservat i Haninge kommun som inkom 2026-08-31 och omfattar 185,8 ha.</w:t>
       </w:r>
     </w:p>
     <w:p>
@@ -2416,7 +2416,7 @@
     <w:r>
       <w:tab/>
       <w:tab/>
-      <w:t>2026-08-29</w:t>
+      <w:t>2026-08-31</w:t>
       <w:br/>
       <w:br/>
     </w:r>

--- a/tillsyn/Skäggsmoskogens naturreservat tillsynsbegäran.docx
+++ b/tillsyn/Skäggsmoskogens naturreservat tillsynsbegäran.docx
@@ -12,7 +12,7 @@
     </w:p>
     <w:p>
       <w:r>
-        <w:t>Denna tillsynsbegäran behandlar höga naturvärden i avverkningsanmälan Skäggsmoskogens naturreservat i Haninge kommun som inkom 2026-08-31 och omfattar 185,8 ha.</w:t>
+        <w:t>Denna tillsynsbegäran behandlar höga naturvärden i avverkningsanmälan Skäggsmoskogens naturreservat i Haninge kommun som inkom 2026-09-01 och omfattar 185,8 ha.</w:t>
       </w:r>
     </w:p>
     <w:p>
@@ -2416,7 +2416,7 @@
     <w:r>
       <w:tab/>
       <w:tab/>
-      <w:t>2026-08-31</w:t>
+      <w:t>2026-09-01</w:t>
       <w:br/>
       <w:br/>
     </w:r>

--- a/tillsyn/Skäggsmoskogens naturreservat tillsynsbegäran.docx
+++ b/tillsyn/Skäggsmoskogens naturreservat tillsynsbegäran.docx
@@ -12,7 +12,7 @@
     </w:p>
     <w:p>
       <w:r>
-        <w:t>Denna tillsynsbegäran behandlar höga naturvärden i avverkningsanmälan Skäggsmoskogens naturreservat i Haninge kommun som inkom 2026-09-01 och omfattar 185,8 ha.</w:t>
+        <w:t>Denna tillsynsbegäran behandlar höga naturvärden i avverkningsanmälan Skäggsmoskogens naturreservat i Haninge kommun som inkom 2026-09-02 och omfattar 185,8 ha.</w:t>
       </w:r>
     </w:p>
     <w:p>
@@ -2416,7 +2416,7 @@
     <w:r>
       <w:tab/>
       <w:tab/>
-      <w:t>2026-09-01</w:t>
+      <w:t>2026-09-02</w:t>
       <w:br/>
       <w:br/>
     </w:r>

--- a/tillsyn/Skäggsmoskogens naturreservat tillsynsbegäran.docx
+++ b/tillsyn/Skäggsmoskogens naturreservat tillsynsbegäran.docx
@@ -12,7 +12,7 @@
     </w:p>
     <w:p>
       <w:r>
-        <w:t>Denna tillsynsbegäran behandlar höga naturvärden i avverkningsanmälan Skäggsmoskogens naturreservat i Haninge kommun som inkom 2026-09-02 och omfattar 185,8 ha.</w:t>
+        <w:t>Denna tillsynsbegäran behandlar höga naturvärden i avverkningsanmälan Skäggsmoskogens naturreservat i Haninge kommun som inkom 2026-09-03 och omfattar 185,8 ha.</w:t>
       </w:r>
     </w:p>
     <w:p>
@@ -2416,7 +2416,7 @@
     <w:r>
       <w:tab/>
       <w:tab/>
-      <w:t>2026-09-02</w:t>
+      <w:t>2026-09-03</w:t>
       <w:br/>
       <w:br/>
     </w:r>

--- a/tillsyn/Skäggsmoskogens naturreservat tillsynsbegäran.docx
+++ b/tillsyn/Skäggsmoskogens naturreservat tillsynsbegäran.docx
@@ -12,7 +12,7 @@
     </w:p>
     <w:p>
       <w:r>
-        <w:t>Denna tillsynsbegäran behandlar höga naturvärden i avverkningsanmälan Skäggsmoskogens naturreservat i Haninge kommun som inkom 2026-09-03 och omfattar 185,8 ha.</w:t>
+        <w:t>Denna tillsynsbegäran behandlar höga naturvärden i avverkningsanmälan Skäggsmoskogens naturreservat i Haninge kommun som inkom 2026-09-04 och omfattar 185,8 ha.</w:t>
       </w:r>
     </w:p>
     <w:p>
@@ -2416,7 +2416,7 @@
     <w:r>
       <w:tab/>
       <w:tab/>
-      <w:t>2026-09-03</w:t>
+      <w:t>2026-09-04</w:t>
       <w:br/>
       <w:br/>
     </w:r>

--- a/tillsyn/Skäggsmoskogens naturreservat tillsynsbegäran.docx
+++ b/tillsyn/Skäggsmoskogens naturreservat tillsynsbegäran.docx
@@ -12,7 +12,7 @@
     </w:p>
     <w:p>
       <w:r>
-        <w:t>Denna tillsynsbegäran behandlar höga naturvärden i avverkningsanmälan Skäggsmoskogens naturreservat i Haninge kommun som inkom 2026-09-04 och omfattar 185,8 ha.</w:t>
+        <w:t>Denna tillsynsbegäran behandlar höga naturvärden i avverkningsanmälan Skäggsmoskogens naturreservat i Haninge kommun som inkom 2026-09-05 och omfattar 185,8 ha.</w:t>
       </w:r>
     </w:p>
     <w:p>
@@ -2416,7 +2416,7 @@
     <w:r>
       <w:tab/>
       <w:tab/>
-      <w:t>2026-09-04</w:t>
+      <w:t>2026-09-05</w:t>
       <w:br/>
       <w:br/>
     </w:r>

--- a/tillsyn/Skäggsmoskogens naturreservat tillsynsbegäran.docx
+++ b/tillsyn/Skäggsmoskogens naturreservat tillsynsbegäran.docx
@@ -12,7 +12,7 @@
     </w:p>
     <w:p>
       <w:r>
-        <w:t>Denna tillsynsbegäran behandlar höga naturvärden i avverkningsanmälan Skäggsmoskogens naturreservat i Haninge kommun som inkom 2026-09-05 och omfattar 185,8 ha.</w:t>
+        <w:t>Denna tillsynsbegäran behandlar höga naturvärden i avverkningsanmälan Skäggsmoskogens naturreservat i Haninge kommun som inkom 2026-09-06 och omfattar 185,8 ha.</w:t>
       </w:r>
     </w:p>
     <w:p>
@@ -2416,7 +2416,7 @@
     <w:r>
       <w:tab/>
       <w:tab/>
-      <w:t>2026-09-05</w:t>
+      <w:t>2026-09-06</w:t>
       <w:br/>
       <w:br/>
     </w:r>

--- a/tillsyn/Skäggsmoskogens naturreservat tillsynsbegäran.docx
+++ b/tillsyn/Skäggsmoskogens naturreservat tillsynsbegäran.docx
@@ -12,7 +12,7 @@
     </w:p>
     <w:p>
       <w:r>
-        <w:t>Denna tillsynsbegäran behandlar höga naturvärden i avverkningsanmälan Skäggsmoskogens naturreservat i Haninge kommun som inkom 2026-09-06 och omfattar 185,8 ha.</w:t>
+        <w:t>Denna tillsynsbegäran behandlar höga naturvärden i avverkningsanmälan Skäggsmoskogens naturreservat i Haninge kommun som inkom 2026-09-07 och omfattar 185,8 ha.</w:t>
       </w:r>
     </w:p>
     <w:p>
@@ -2416,7 +2416,7 @@
     <w:r>
       <w:tab/>
       <w:tab/>
-      <w:t>2026-09-06</w:t>
+      <w:t>2026-09-07</w:t>
       <w:br/>
       <w:br/>
     </w:r>
